--- a/public/plantillas-contrato/BosquesCoworking30hrsFisica.docx
+++ b/public/plantillas-contrato/BosquesCoworking30hrsFisica.docx
@@ -1683,7 +1683,7 @@
           <w:highlight w:val="yellow"/>
           <w:rtl w:val="0"/>
         </w:rPr>
-        <w:t xml:space="preserve">{{PRECIO_MENSUAL}}</w:t>
+        <w:t xml:space="preserve">{{PRECIO_MENSUAL}} ({{PRECIO_MENSUAL_LETRA}})</w:t>
       </w:r>
       <w:r>
         <w:rPr>
@@ -3517,7 +3517,7 @@
                 <w:highlight w:val="yellow"/>
                 <w:rtl w:val="0"/>
               </w:rPr>
-              <w:t xml:space="preserve">NOMBRE DE LA EMPRESA</w:t>
+              <w:t xml:space="preserve">{{NOMBRE_CLIENTE}}</w:t>
             </w:r>
             <w:r>
               <w:rPr>
